--- a/assets/document_templates/Convocation_FormProf_Officielle.docx
+++ b/assets/document_templates/Convocation_FormProf_Officielle.docx
@@ -97,7 +97,6 @@
           <w:szCs w:val="28"/>
         </w:rPr>
       </w:pPr>
-      <w:proofErr w:type="spellStart"/>
       <w:r>
         <w:rPr>
           <w:rFonts w:ascii="Verdana" w:eastAsia="Verdana" w:hAnsi="Verdana" w:cs="Verdana"/>
@@ -127,53 +126,8 @@
           <w:sz w:val="28"/>
           <w:szCs w:val="28"/>
         </w:rPr>
-        <w:t>Prof</w:t>
-      </w:r>
-      <w:proofErr w:type="spellEnd"/>
-      <w:r>
-        <w:rPr>
-          <w:rFonts w:ascii="Verdana" w:eastAsia="Verdana" w:hAnsi="Verdana" w:cs="Verdana"/>
-          <w:b/>
-          <w:bCs/>
-          <w:sz w:val="28"/>
-          <w:szCs w:val="28"/>
-        </w:rPr>
-        <w:t xml:space="preserve"> – Up </w:t>
-      </w:r>
-      <w:proofErr w:type="spellStart"/>
-      <w:r>
-        <w:rPr>
-          <w:rFonts w:ascii="Verdana" w:eastAsia="Verdana" w:hAnsi="Verdana" w:cs="Verdana"/>
-          <w:b/>
-          <w:bCs/>
-          <w:sz w:val="28"/>
-          <w:szCs w:val="28"/>
-        </w:rPr>
-        <w:t>Your</w:t>
-      </w:r>
-      <w:proofErr w:type="spellEnd"/>
-      <w:r>
-        <w:rPr>
-          <w:rFonts w:ascii="Verdana" w:eastAsia="Verdana" w:hAnsi="Verdana" w:cs="Verdana"/>
-          <w:b/>
-          <w:bCs/>
-          <w:sz w:val="28"/>
-          <w:szCs w:val="28"/>
-        </w:rPr>
-        <w:t xml:space="preserve"> </w:t>
-      </w:r>
-      <w:proofErr w:type="spellStart"/>
-      <w:r>
-        <w:rPr>
-          <w:rFonts w:ascii="Verdana" w:eastAsia="Verdana" w:hAnsi="Verdana" w:cs="Verdana"/>
-          <w:b/>
-          <w:bCs/>
-          <w:sz w:val="28"/>
-          <w:szCs w:val="28"/>
-        </w:rPr>
-        <w:t>Skills</w:t>
-      </w:r>
-      <w:proofErr w:type="spellEnd"/>
+        <w:t>Prof – Up Your Skills</w:t>
+      </w:r>
     </w:p>
     <w:p>
       <w:pPr>
@@ -195,21 +149,8 @@
           <w:sz w:val="20"/>
           <w:szCs w:val="20"/>
         </w:rPr>
-        <w:t xml:space="preserve">Organisme de formation certifié </w:t>
-      </w:r>
-      <w:proofErr w:type="spellStart"/>
-      <w:r>
-        <w:rPr>
-          <w:rFonts w:ascii="Verdana" w:eastAsia="Verdana" w:hAnsi="Verdana" w:cs="Verdana"/>
-          <w:i/>
-          <w:iCs/>
-          <w:color w:val="595959" w:themeColor="text1" w:themeTint="A6"/>
-          <w:sz w:val="20"/>
-          <w:szCs w:val="20"/>
-        </w:rPr>
-        <w:t>Qualiopi</w:t>
-      </w:r>
-      <w:proofErr w:type="spellEnd"/>
+        <w:t>Organisme de formation certifié Qualiopi</w:t>
+      </w:r>
     </w:p>
     <w:p>
       <w:pPr>
@@ -464,38 +405,32 @@
         </w:rPr>
         <w:t>Entreprise : {{CLIENT_NOM}}</w:t>
       </w:r>
-      <w:r>
-        <w:rPr>
-          <w:rFonts w:ascii="Verdana" w:eastAsia="Verdana" w:hAnsi="Verdana" w:cs="Verdana"/>
-          <w:sz w:val="20"/>
-          <w:szCs w:val="20"/>
-        </w:rPr>
-      </w:r>
-    </w:p>
-    <w:p>
-      <w:pPr>
-        <w:ind w:left="0" w:hanging="2"/>
-        <w:jc w:val="both"/>
-        <w:rPr>
-          <w:rFonts w:ascii="Verdana" w:eastAsia="Verdana" w:hAnsi="Verdana" w:cs="Verdana"/>
-          <w:sz w:val="20"/>
-          <w:szCs w:val="20"/>
-        </w:rPr>
-      </w:pPr>
-      <w:r>
-        <w:rPr>
-          <w:rFonts w:ascii="Verdana" w:eastAsia="Verdana" w:hAnsi="Verdana" w:cs="Verdana"/>
-          <w:sz w:val="20"/>
-          <w:szCs w:val="20"/>
-        </w:rPr>
-        <w:t>Participant(s) : {{PARTICIPANTS_NOMS}}</w:t>
-      </w:r>
-      <w:r>
-        <w:rPr>
-          <w:rFonts w:ascii="Verdana" w:eastAsia="Verdana" w:hAnsi="Verdana" w:cs="Verdana"/>
-          <w:sz w:val="20"/>
-          <w:szCs w:val="20"/>
-        </w:rPr>
+    </w:p>
+    <w:p>
+      <w:pPr>
+        <w:ind w:left="0" w:hanging="2"/>
+        <w:jc w:val="both"/>
+        <w:rPr>
+          <w:rFonts w:ascii="Verdana" w:eastAsia="Verdana" w:hAnsi="Verdana" w:cs="Verdana"/>
+          <w:sz w:val="20"/>
+          <w:szCs w:val="20"/>
+        </w:rPr>
+      </w:pPr>
+      <w:r>
+        <w:rPr>
+          <w:rFonts w:ascii="Verdana" w:eastAsia="Verdana" w:hAnsi="Verdana" w:cs="Verdana"/>
+          <w:sz w:val="20"/>
+          <w:szCs w:val="20"/>
+        </w:rPr>
+        <w:t xml:space="preserve">Participant(s) : </w:t>
+      </w:r>
+      <w:r>
+        <w:rPr>
+          <w:rFonts w:ascii="Verdana" w:eastAsia="Verdana" w:hAnsi="Verdana" w:cs="Verdana"/>
+          <w:sz w:val="20"/>
+          <w:szCs w:val="20"/>
+        </w:rPr>
+        <w:t>{{PARTICIPANTS_AVEC_STATUT}}</w:t>
       </w:r>
     </w:p>
     <w:p>
@@ -593,20 +528,6 @@
         </w:rPr>
         <w:t>Intitulé : {{FORMATION_NOM}}</w:t>
       </w:r>
-      <w:r>
-        <w:rPr>
-          <w:rFonts w:ascii="Verdana" w:eastAsia="Verdana" w:hAnsi="Verdana" w:cs="Verdana"/>
-          <w:sz w:val="20"/>
-          <w:szCs w:val="20"/>
-        </w:rPr>
-      </w:r>
-      <w:r>
-        <w:rPr>
-          <w:rFonts w:ascii="Verdana" w:eastAsia="Verdana" w:hAnsi="Verdana" w:cs="Verdana"/>
-          <w:sz w:val="20"/>
-          <w:szCs w:val="20"/>
-        </w:rPr>
-      </w:r>
     </w:p>
     <w:p>
       <w:pPr>
@@ -673,48 +594,6 @@
         </w:rPr>
         <w:t>{{FORMATION_DATES}}</w:t>
       </w:r>
-      <w:r>
-        <w:rPr>
-          <w:rFonts w:ascii="Verdana" w:eastAsia="Verdana" w:hAnsi="Verdana" w:cs="Verdana"/>
-          <w:sz w:val="20"/>
-          <w:szCs w:val="20"/>
-        </w:rPr>
-      </w:r>
-      <w:r>
-        <w:rPr>
-          <w:rFonts w:ascii="Verdana" w:eastAsia="Verdana" w:hAnsi="Verdana" w:cs="Verdana"/>
-          <w:sz w:val="20"/>
-          <w:szCs w:val="20"/>
-        </w:rPr>
-      </w:r>
-      <w:r>
-        <w:rPr>
-          <w:rFonts w:ascii="Verdana" w:eastAsia="Verdana" w:hAnsi="Verdana" w:cs="Verdana"/>
-          <w:sz w:val="20"/>
-          <w:szCs w:val="20"/>
-        </w:rPr>
-      </w:r>
-      <w:r>
-        <w:rPr>
-          <w:rFonts w:ascii="Verdana" w:eastAsia="Verdana" w:hAnsi="Verdana" w:cs="Verdana"/>
-          <w:sz w:val="20"/>
-          <w:szCs w:val="20"/>
-        </w:rPr>
-      </w:r>
-      <w:r>
-        <w:rPr>
-          <w:rFonts w:ascii="Verdana" w:eastAsia="Verdana" w:hAnsi="Verdana" w:cs="Verdana"/>
-          <w:sz w:val="20"/>
-          <w:szCs w:val="20"/>
-        </w:rPr>
-      </w:r>
-      <w:r>
-        <w:rPr>
-          <w:rFonts w:ascii="Verdana" w:eastAsia="Verdana" w:hAnsi="Verdana" w:cs="Verdana"/>
-          <w:sz w:val="20"/>
-          <w:szCs w:val="20"/>
-        </w:rPr>
-      </w:r>
     </w:p>
     <w:p>
       <w:pPr>
@@ -946,18 +825,8 @@
           <w:sz w:val="20"/>
           <w:szCs w:val="20"/>
         </w:rPr>
-        <w:t xml:space="preserve"> Distanciel via Google </w:t>
-      </w:r>
-      <w:proofErr w:type="spellStart"/>
-      <w:r>
-        <w:rPr>
-          <w:rFonts w:ascii="Verdana" w:eastAsia="Verdana" w:hAnsi="Verdana" w:cs="Verdana"/>
-          <w:sz w:val="20"/>
-          <w:szCs w:val="20"/>
-        </w:rPr>
-        <w:t>Meet</w:t>
-      </w:r>
-      <w:proofErr w:type="spellEnd"/>
+        <w:t xml:space="preserve"> Distanciel via Google Meet</w:t>
+      </w:r>
     </w:p>
     <w:p>
       <w:pPr>
@@ -1024,22 +893,6 @@
         </w:rPr>
         <w:t>{{LIEU_CONNEXION}}</w:t>
       </w:r>
-      <w:proofErr w:type="spellStart"/>
-      <w:r>
-        <w:rPr>
-          <w:rFonts w:ascii="Verdana" w:eastAsia="Verdana" w:hAnsi="Verdana" w:cs="Verdana"/>
-          <w:sz w:val="20"/>
-          <w:szCs w:val="20"/>
-        </w:rPr>
-      </w:r>
-      <w:proofErr w:type="spellEnd"/>
-      <w:r>
-        <w:rPr>
-          <w:rFonts w:ascii="Verdana" w:eastAsia="Verdana" w:hAnsi="Verdana" w:cs="Verdana"/>
-          <w:sz w:val="20"/>
-          <w:szCs w:val="20"/>
-        </w:rPr>
-      </w:r>
     </w:p>
     <w:p>
       <w:pPr>
@@ -1075,24 +928,7 @@
       <w:pPr>
         <w:ind w:left="0" w:hanging="2"/>
         <w:jc w:val="both"/>
-        <w:rPr>
-          <w:rFonts w:ascii="Verdana" w:eastAsia="Verdana" w:hAnsi="Verdana" w:cs="Verdana"/>
-          <w:sz w:val="20"/>
-          <w:szCs w:val="20"/>
-        </w:rPr>
-      </w:pPr>
-      <w:hyperlink r:id="rId6" w:history="1">
-        <w:r>
-          <w:rPr>
-            <w:rStyle w:val="Lienhypertexte"/>
-            <w:rFonts w:ascii="Verdana" w:eastAsia="Verdana" w:hAnsi="Verdana" w:cs="Verdana"/>
-            <w:sz w:val="20"/>
-            <w:szCs w:val="20"/>
-          </w:rPr>
-          <w:t>https://meet.google.com/zhf-uifx-xnc</w:t>
-        </w:r>
-      </w:hyperlink>
-      <w:r/>
+      </w:pPr>
     </w:p>
     <w:p>
       <w:pPr>
@@ -1118,7 +954,11 @@
           <w:u w:val="single"/>
         </w:rPr>
       </w:pPr>
-      <w:r>
+    </w:p>
+    <w:p>
+      <w:pPr>
+        <w:ind w:left="0" w:hanging="2"/>
+        <w:jc w:val="both"/>
         <w:rPr>
           <w:rFonts w:ascii="Verdana" w:eastAsia="Verdana" w:hAnsi="Verdana" w:cs="Verdana"/>
           <w:b/>
@@ -1127,60 +967,74 @@
           <w:szCs w:val="20"/>
           <w:u w:val="single"/>
         </w:rPr>
-        <w:t>Formatrice</w:t>
-      </w:r>
-    </w:p>
-    <w:p>
-      <w:pPr>
-        <w:ind w:left="0" w:hanging="2"/>
-        <w:jc w:val="both"/>
-        <w:rPr>
-          <w:rFonts w:ascii="Verdana" w:eastAsia="Verdana" w:hAnsi="Verdana" w:cs="Verdana"/>
-          <w:sz w:val="20"/>
-          <w:szCs w:val="20"/>
-        </w:rPr>
-      </w:pPr>
-    </w:p>
-    <w:p>
-      <w:pPr>
-        <w:ind w:left="0" w:hanging="2"/>
-        <w:jc w:val="both"/>
-        <w:rPr>
-          <w:rFonts w:ascii="Verdana" w:eastAsia="Verdana" w:hAnsi="Verdana" w:cs="Verdana"/>
-          <w:sz w:val="20"/>
-          <w:szCs w:val="20"/>
-        </w:rPr>
-      </w:pPr>
-      <w:r>
-        <w:rPr>
-          <w:rFonts w:ascii="Verdana" w:eastAsia="Verdana" w:hAnsi="Verdana" w:cs="Verdana"/>
-          <w:sz w:val="20"/>
-          <w:szCs w:val="20"/>
-        </w:rPr>
-        <w:t>{{FORMATEUR_NOM}}</w:t>
-      </w:r>
-    </w:p>
-    <w:p>
-      <w:pPr>
-        <w:ind w:left="0" w:hanging="2"/>
-        <w:jc w:val="both"/>
-        <w:rPr>
-          <w:rFonts w:ascii="Verdana" w:eastAsia="Verdana" w:hAnsi="Verdana" w:cs="Verdana"/>
-          <w:sz w:val="20"/>
-          <w:szCs w:val="20"/>
-        </w:rPr>
-      </w:pPr>
-    </w:p>
-    <w:p>
-      <w:pPr>
-        <w:ind w:left="0" w:hanging="2"/>
-        <w:jc w:val="both"/>
-        <w:rPr>
-          <w:rFonts w:ascii="Verdana" w:eastAsia="Verdana" w:hAnsi="Verdana" w:cs="Verdana"/>
-          <w:sz w:val="20"/>
-          <w:szCs w:val="20"/>
-        </w:rPr>
-      </w:pPr>
+      </w:pPr>
+    </w:p>
+    <w:p>
+      <w:pPr>
+        <w:ind w:left="0" w:hanging="2"/>
+        <w:jc w:val="both"/>
+        <w:rPr>
+          <w:rFonts w:ascii="Verdana" w:eastAsia="Verdana" w:hAnsi="Verdana" w:cs="Verdana"/>
+          <w:b/>
+          <w:bCs/>
+          <w:sz w:val="20"/>
+          <w:szCs w:val="20"/>
+          <w:u w:val="single"/>
+        </w:rPr>
+      </w:pPr>
+      <w:r>
+        <w:rPr>
+          <w:rFonts w:ascii="Verdana" w:eastAsia="Verdana" w:hAnsi="Verdana" w:cs="Verdana"/>
+          <w:b/>
+          <w:bCs/>
+          <w:sz w:val="20"/>
+          <w:szCs w:val="20"/>
+          <w:u w:val="single"/>
+        </w:rPr>
+        <w:lastRenderedPageBreak/>
+        <w:t>Format</w:t>
+      </w:r>
+      <w:r>
+        <w:rPr>
+          <w:rFonts w:ascii="Verdana" w:eastAsia="Verdana" w:hAnsi="Verdana" w:cs="Verdana"/>
+          <w:b/>
+          <w:bCs/>
+          <w:sz w:val="20"/>
+          <w:szCs w:val="20"/>
+          <w:u w:val="single"/>
+        </w:rPr>
+        <w:t>eur</w:t>
+      </w:r>
+    </w:p>
+    <w:p>
+      <w:pPr>
+        <w:ind w:left="0" w:hanging="2"/>
+        <w:jc w:val="both"/>
+        <w:rPr>
+          <w:rFonts w:ascii="Verdana" w:eastAsia="Verdana" w:hAnsi="Verdana" w:cs="Verdana"/>
+          <w:sz w:val="20"/>
+          <w:szCs w:val="20"/>
+        </w:rPr>
+      </w:pPr>
+    </w:p>
+    <w:p>
+      <w:pPr>
+        <w:ind w:leftChars="0" w:left="0" w:firstLineChars="0" w:firstLine="0"/>
+        <w:jc w:val="both"/>
+        <w:rPr>
+          <w:rFonts w:ascii="Verdana" w:eastAsia="Verdana" w:hAnsi="Verdana" w:cs="Verdana"/>
+          <w:sz w:val="20"/>
+          <w:szCs w:val="20"/>
+        </w:rPr>
+      </w:pPr>
+      <w:r>
+        <w:rPr>
+          <w:rFonts w:ascii="Verdana" w:eastAsia="Verdana" w:hAnsi="Verdana" w:cs="Verdana"/>
+          <w:sz w:val="20"/>
+          <w:szCs w:val="20"/>
+        </w:rPr>
+        <w:t>{{FORMATEUR_NOM_AVEC_CIVILITE}}</w:t>
+      </w:r>
     </w:p>
     <w:p>
       <w:pPr>
@@ -2062,7 +1916,6 @@
           <w:szCs w:val="20"/>
         </w:rPr>
       </w:pPr>
-      <w:proofErr w:type="gramStart"/>
       <w:r>
         <w:rPr>
           <w:rFonts w:ascii="Segoe UI Emoji" w:eastAsia="Verdana" w:hAnsi="Segoe UI Emoji" w:cs="Segoe UI Emoji"/>
@@ -2071,7 +1924,6 @@
         </w:rPr>
         <w:t>📧</w:t>
       </w:r>
-      <w:proofErr w:type="gramEnd"/>
       <w:r>
         <w:rPr>
           <w:rFonts w:ascii="Verdana" w:eastAsia="Verdana" w:hAnsi="Verdana" w:cs="Verdana"/>
@@ -2091,7 +1943,6 @@
           <w:szCs w:val="20"/>
         </w:rPr>
       </w:pPr>
-      <w:proofErr w:type="gramStart"/>
       <w:r>
         <w:rPr>
           <w:rFonts w:ascii="Segoe UI Emoji" w:eastAsia="Verdana" w:hAnsi="Segoe UI Emoji" w:cs="Segoe UI Emoji"/>
@@ -2100,7 +1951,6 @@
         </w:rPr>
         <w:t>📞</w:t>
       </w:r>
-      <w:proofErr w:type="gramEnd"/>
       <w:r>
         <w:rPr>
           <w:rFonts w:ascii="Verdana" w:eastAsia="Verdana" w:hAnsi="Verdana" w:cs="Verdana"/>
@@ -2147,27 +1997,6 @@
         </w:rPr>
         <w:t>Fait à LOOS, le {{DOCUMENT_DATE}}</w:t>
       </w:r>
-      <w:r>
-        <w:rPr>
-          <w:rFonts w:ascii="Verdana" w:eastAsia="Verdana" w:hAnsi="Verdana" w:cs="Verdana"/>
-          <w:sz w:val="20"/>
-          <w:szCs w:val="20"/>
-        </w:rPr>
-      </w:r>
-      <w:r>
-        <w:rPr>
-          <w:rFonts w:ascii="Verdana" w:eastAsia="Verdana" w:hAnsi="Verdana" w:cs="Verdana"/>
-          <w:sz w:val="20"/>
-          <w:szCs w:val="20"/>
-        </w:rPr>
-      </w:r>
-      <w:r>
-        <w:rPr>
-          <w:rFonts w:ascii="Verdana" w:eastAsia="Verdana" w:hAnsi="Verdana" w:cs="Verdana"/>
-          <w:sz w:val="20"/>
-          <w:szCs w:val="20"/>
-        </w:rPr>
-      </w:r>
     </w:p>
     <w:p>
       <w:pPr>
@@ -2215,18 +2044,8 @@
           <w:sz w:val="20"/>
           <w:szCs w:val="20"/>
         </w:rPr>
-        <w:t xml:space="preserve">NM FORMATION – </w:t>
-      </w:r>
-      <w:proofErr w:type="spellStart"/>
-      <w:r>
-        <w:rPr>
-          <w:rFonts w:ascii="Verdana" w:eastAsia="Verdana" w:hAnsi="Verdana" w:cs="Verdana"/>
-          <w:sz w:val="20"/>
-          <w:szCs w:val="20"/>
-        </w:rPr>
-        <w:t>Form@Prof</w:t>
-      </w:r>
-      <w:proofErr w:type="spellEnd"/>
+        <w:t>NM FORMATION – Form@Prof</w:t>
+      </w:r>
     </w:p>
     <w:p>
       <w:pPr>
@@ -2270,8 +2089,8 @@
       </w:pPr>
     </w:p>
     <w:sectPr>
-      <w:headerReference w:type="default" r:id="rId9"/>
-      <w:footerReference w:type="default" r:id="rId10"/>
+      <w:headerReference w:type="default" r:id="rId8"/>
+      <w:footerReference w:type="default" r:id="rId9"/>
       <w:pgSz w:w="11906" w:h="16838"/>
       <w:pgMar w:top="720" w:right="720" w:bottom="720" w:left="720" w:header="708" w:footer="708" w:gutter="0"/>
       <w:pgNumType w:start="1"/>
@@ -2281,21 +2100,75 @@
 </w:document>
 </file>
 
+<file path=word/endnotes.xml><?xml version="1.0" encoding="utf-8"?>
+<w:endnotes xmlns:wpc="http://schemas.microsoft.com/office/word/2010/wordprocessingCanvas" xmlns:cx="http://schemas.microsoft.com/office/drawing/2014/chartex" xmlns:cx1="http://schemas.microsoft.com/office/drawing/2015/9/8/chartex" xmlns:cx2="http://schemas.microsoft.com/office/drawing/2015/10/21/chartex" xmlns:cx3="http://schemas.microsoft.com/office/drawing/2016/5/9/chartex" xmlns:cx4="http://schemas.microsoft.com/office/drawing/2016/5/10/chartex" xmlns:cx5="http://schemas.microsoft.com/office/drawing/2016/5/11/chartex" xmlns:cx6="http://schemas.microsoft.com/office/drawing/2016/5/12/chartex" xmlns:cx7="http://schemas.microsoft.com/office/drawing/2016/5/13/chartex" xmlns:cx8="http://schemas.microsoft.com/office/drawing/2016/5/14/chartex" xmlns:mc="http://schemas.openxmlformats.org/markup-compatibility/2006" xmlns:aink="http://schemas.microsoft.com/office/drawing/2016/ink" xmlns:am3d="http://schemas.microsoft.com/office/drawing/2017/model3d" xmlns:o="urn:schemas-microsoft-com:office:office" xmlns:r="http://schemas.openxmlformats.org/officeDocument/2006/relationships" xmlns:m="http://schemas.openxmlformats.org/officeDocument/2006/math" xmlns:v="urn:schemas-microsoft-com:vml" xmlns:wp14="http://schemas.microsoft.com/office/word/2010/wordprocessingDrawing" xmlns:wp="http://schemas.openxmlformats.org/drawingml/2006/wordprocessingDrawing" xmlns:w10="urn:schemas-microsoft-com:office:word" xmlns:w="http://schemas.openxmlformats.org/wordprocessingml/2006/main" xmlns:w14="http://schemas.microsoft.com/office/word/2010/wordml" xmlns:w15="http://schemas.microsoft.com/office/word/2012/wordml" xmlns:w16cex="http://schemas.microsoft.com/office/word/2018/wordml/cex" xmlns:w16cid="http://schemas.microsoft.com/office/word/2016/wordml/cid" xmlns:w16="http://schemas.microsoft.com/office/word/2018/wordml" xmlns:w16sdtdh="http://schemas.microsoft.com/office/word/2020/wordml/sdtdatahash" xmlns:w16se="http://schemas.microsoft.com/office/word/2015/wordml/symex" xmlns:wpg="http://schemas.microsoft.com/office/word/2010/wordprocessingGroup" xmlns:wpi="http://schemas.microsoft.com/office/word/2010/wordprocessingInk" xmlns:wne="http://schemas.microsoft.com/office/word/2006/wordml" xmlns:wps="http://schemas.microsoft.com/office/word/2010/wordprocessingShape" mc:Ignorable="w14 w15 w16se w16cid w16 w16cex w16sdtdh wp14">
+  <w:endnote w:type="separator" w:id="-1">
+    <w:p>
+      <w:pPr>
+        <w:spacing w:line="240" w:lineRule="auto"/>
+        <w:ind w:left="0" w:hanging="2"/>
+      </w:pPr>
+      <w:r>
+        <w:separator/>
+      </w:r>
+    </w:p>
+  </w:endnote>
+  <w:endnote w:type="continuationSeparator" w:id="0">
+    <w:p>
+      <w:pPr>
+        <w:spacing w:line="240" w:lineRule="auto"/>
+        <w:ind w:left="0" w:hanging="2"/>
+      </w:pPr>
+      <w:r>
+        <w:continuationSeparator/>
+      </w:r>
+    </w:p>
+  </w:endnote>
+</w:endnotes>
+</file>
+
 <file path=word/footer1.xml><?xml version="1.0" encoding="utf-8"?>
-<w:ftr xmlns:m="http://schemas.openxmlformats.org/officeDocument/2006/math" xmlns:mc="http://schemas.openxmlformats.org/markup-compatibility/2006" xmlns:mo="http://schemas.microsoft.com/office/mac/office/2008/main" xmlns:mv="urn:schemas-microsoft-com:mac:vml" xmlns:o="urn:schemas-microsoft-com:office:office" xmlns:r="http://schemas.openxmlformats.org/officeDocument/2006/relationships" xmlns:v="urn:schemas-microsoft-com:vml" xmlns:w10="urn:schemas-microsoft-com:office:word" xmlns:w14="http://schemas.microsoft.com/office/word/2010/wordml" xmlns:w="http://schemas.openxmlformats.org/wordprocessingml/2006/main" xmlns:wne="http://schemas.microsoft.com/office/word/2006/wordml" xmlns:wp14="http://schemas.microsoft.com/office/word/2010/wordprocessingDrawing" xmlns:wp="http://schemas.openxmlformats.org/drawingml/2006/wordprocessingDrawing" xmlns:wpc="http://schemas.microsoft.com/office/word/2010/wordprocessingCanvas" xmlns:wpg="http://schemas.microsoft.com/office/word/2010/wordprocessingGroup" xmlns:wpi="http://schemas.microsoft.com/office/word/2010/wordprocessingInk" xmlns:wps="http://schemas.microsoft.com/office/word/2010/wordprocessingShape" mc:Ignorable="w14 wp14">
+<w:ftr xmlns:wpc="http://schemas.microsoft.com/office/word/2010/wordprocessingCanvas" xmlns:cx="http://schemas.microsoft.com/office/drawing/2014/chartex" xmlns:cx1="http://schemas.microsoft.com/office/drawing/2015/9/8/chartex" xmlns:cx2="http://schemas.microsoft.com/office/drawing/2015/10/21/chartex" xmlns:cx3="http://schemas.microsoft.com/office/drawing/2016/5/9/chartex" xmlns:cx4="http://schemas.microsoft.com/office/drawing/2016/5/10/chartex" xmlns:cx5="http://schemas.microsoft.com/office/drawing/2016/5/11/chartex" xmlns:cx6="http://schemas.microsoft.com/office/drawing/2016/5/12/chartex" xmlns:cx7="http://schemas.microsoft.com/office/drawing/2016/5/13/chartex" xmlns:cx8="http://schemas.microsoft.com/office/drawing/2016/5/14/chartex" xmlns:mc="http://schemas.openxmlformats.org/markup-compatibility/2006" xmlns:aink="http://schemas.microsoft.com/office/drawing/2016/ink" xmlns:am3d="http://schemas.microsoft.com/office/drawing/2017/model3d" xmlns:o="urn:schemas-microsoft-com:office:office" xmlns:r="http://schemas.openxmlformats.org/officeDocument/2006/relationships" xmlns:m="http://schemas.openxmlformats.org/officeDocument/2006/math" xmlns:v="urn:schemas-microsoft-com:vml" xmlns:wp14="http://schemas.microsoft.com/office/word/2010/wordprocessingDrawing" xmlns:wp="http://schemas.openxmlformats.org/drawingml/2006/wordprocessingDrawing" xmlns:w10="urn:schemas-microsoft-com:office:word" xmlns:w="http://schemas.openxmlformats.org/wordprocessingml/2006/main" xmlns:w14="http://schemas.microsoft.com/office/word/2010/wordml" xmlns:w15="http://schemas.microsoft.com/office/word/2012/wordml" xmlns:w16cex="http://schemas.microsoft.com/office/word/2018/wordml/cex" xmlns:w16cid="http://schemas.microsoft.com/office/word/2016/wordml/cid" xmlns:w16="http://schemas.microsoft.com/office/word/2018/wordml" xmlns:w16sdtdh="http://schemas.microsoft.com/office/word/2020/wordml/sdtdatahash" xmlns:w16se="http://schemas.microsoft.com/office/word/2015/wordml/symex" xmlns:wpg="http://schemas.microsoft.com/office/word/2010/wordprocessingGroup" xmlns:wpi="http://schemas.microsoft.com/office/word/2010/wordprocessingInk" xmlns:wne="http://schemas.microsoft.com/office/word/2006/wordml" xmlns:wps="http://schemas.microsoft.com/office/word/2010/wordprocessingShape" mc:Ignorable="w14 w15 w16se w16cid w16 w16cex w16sdtdh wp14">
   <w:p>
     <w:pPr>
-      <w:pStyle w:val="Footer"/>
+      <w:ind w:left="0" w:hanging="2"/>
     </w:pPr>
   </w:p>
 </w:ftr>
 </file>
 
+<file path=word/footnotes.xml><?xml version="1.0" encoding="utf-8"?>
+<w:footnotes xmlns:wpc="http://schemas.microsoft.com/office/word/2010/wordprocessingCanvas" xmlns:cx="http://schemas.microsoft.com/office/drawing/2014/chartex" xmlns:cx1="http://schemas.microsoft.com/office/drawing/2015/9/8/chartex" xmlns:cx2="http://schemas.microsoft.com/office/drawing/2015/10/21/chartex" xmlns:cx3="http://schemas.microsoft.com/office/drawing/2016/5/9/chartex" xmlns:cx4="http://schemas.microsoft.com/office/drawing/2016/5/10/chartex" xmlns:cx5="http://schemas.microsoft.com/office/drawing/2016/5/11/chartex" xmlns:cx6="http://schemas.microsoft.com/office/drawing/2016/5/12/chartex" xmlns:cx7="http://schemas.microsoft.com/office/drawing/2016/5/13/chartex" xmlns:cx8="http://schemas.microsoft.com/office/drawing/2016/5/14/chartex" xmlns:mc="http://schemas.openxmlformats.org/markup-compatibility/2006" xmlns:aink="http://schemas.microsoft.com/office/drawing/2016/ink" xmlns:am3d="http://schemas.microsoft.com/office/drawing/2017/model3d" xmlns:o="urn:schemas-microsoft-com:office:office" xmlns:r="http://schemas.openxmlformats.org/officeDocument/2006/relationships" xmlns:m="http://schemas.openxmlformats.org/officeDocument/2006/math" xmlns:v="urn:schemas-microsoft-com:vml" xmlns:wp14="http://schemas.microsoft.com/office/word/2010/wordprocessingDrawing" xmlns:wp="http://schemas.openxmlformats.org/drawingml/2006/wordprocessingDrawing" xmlns:w10="urn:schemas-microsoft-com:office:word" xmlns:w="http://schemas.openxmlformats.org/wordprocessingml/2006/main" xmlns:w14="http://schemas.microsoft.com/office/word/2010/wordml" xmlns:w15="http://schemas.microsoft.com/office/word/2012/wordml" xmlns:w16cex="http://schemas.microsoft.com/office/word/2018/wordml/cex" xmlns:w16cid="http://schemas.microsoft.com/office/word/2016/wordml/cid" xmlns:w16="http://schemas.microsoft.com/office/word/2018/wordml" xmlns:w16sdtdh="http://schemas.microsoft.com/office/word/2020/wordml/sdtdatahash" xmlns:w16se="http://schemas.microsoft.com/office/word/2015/wordml/symex" xmlns:wpg="http://schemas.microsoft.com/office/word/2010/wordprocessingGroup" xmlns:wpi="http://schemas.microsoft.com/office/word/2010/wordprocessingInk" xmlns:wne="http://schemas.microsoft.com/office/word/2006/wordml" xmlns:wps="http://schemas.microsoft.com/office/word/2010/wordprocessingShape" mc:Ignorable="w14 w15 w16se w16cid w16 w16cex w16sdtdh wp14">
+  <w:footnote w:type="separator" w:id="-1">
+    <w:p>
+      <w:pPr>
+        <w:spacing w:line="240" w:lineRule="auto"/>
+        <w:ind w:left="0" w:hanging="2"/>
+      </w:pPr>
+      <w:r>
+        <w:separator/>
+      </w:r>
+    </w:p>
+  </w:footnote>
+  <w:footnote w:type="continuationSeparator" w:id="0">
+    <w:p>
+      <w:pPr>
+        <w:spacing w:line="240" w:lineRule="auto"/>
+        <w:ind w:left="0" w:hanging="2"/>
+      </w:pPr>
+      <w:r>
+        <w:continuationSeparator/>
+      </w:r>
+    </w:p>
+  </w:footnote>
+</w:footnotes>
+</file>
+
 <file path=word/header1.xml><?xml version="1.0" encoding="utf-8"?>
-<w:hdr xmlns:m="http://schemas.openxmlformats.org/officeDocument/2006/math" xmlns:mc="http://schemas.openxmlformats.org/markup-compatibility/2006" xmlns:mo="http://schemas.microsoft.com/office/mac/office/2008/main" xmlns:mv="urn:schemas-microsoft-com:mac:vml" xmlns:o="urn:schemas-microsoft-com:office:office" xmlns:r="http://schemas.openxmlformats.org/officeDocument/2006/relationships" xmlns:v="urn:schemas-microsoft-com:vml" xmlns:w10="urn:schemas-microsoft-com:office:word" xmlns:w14="http://schemas.microsoft.com/office/word/2010/wordml" xmlns:w="http://schemas.openxmlformats.org/wordprocessingml/2006/main" xmlns:wne="http://schemas.microsoft.com/office/word/2006/wordml" xmlns:wp14="http://schemas.microsoft.com/office/word/2010/wordprocessingDrawing" xmlns:wp="http://schemas.openxmlformats.org/drawingml/2006/wordprocessingDrawing" xmlns:wpc="http://schemas.microsoft.com/office/word/2010/wordprocessingCanvas" xmlns:wpg="http://schemas.microsoft.com/office/word/2010/wordprocessingGroup" xmlns:wpi="http://schemas.microsoft.com/office/word/2010/wordprocessingInk" xmlns:wps="http://schemas.microsoft.com/office/word/2010/wordprocessingShape" mc:Ignorable="w14 wp14">
+<w:hdr xmlns:wpc="http://schemas.microsoft.com/office/word/2010/wordprocessingCanvas" xmlns:cx="http://schemas.microsoft.com/office/drawing/2014/chartex" xmlns:cx1="http://schemas.microsoft.com/office/drawing/2015/9/8/chartex" xmlns:cx2="http://schemas.microsoft.com/office/drawing/2015/10/21/chartex" xmlns:cx3="http://schemas.microsoft.com/office/drawing/2016/5/9/chartex" xmlns:cx4="http://schemas.microsoft.com/office/drawing/2016/5/10/chartex" xmlns:cx5="http://schemas.microsoft.com/office/drawing/2016/5/11/chartex" xmlns:cx6="http://schemas.microsoft.com/office/drawing/2016/5/12/chartex" xmlns:cx7="http://schemas.microsoft.com/office/drawing/2016/5/13/chartex" xmlns:cx8="http://schemas.microsoft.com/office/drawing/2016/5/14/chartex" xmlns:mc="http://schemas.openxmlformats.org/markup-compatibility/2006" xmlns:aink="http://schemas.microsoft.com/office/drawing/2016/ink" xmlns:am3d="http://schemas.microsoft.com/office/drawing/2017/model3d" xmlns:o="urn:schemas-microsoft-com:office:office" xmlns:r="http://schemas.openxmlformats.org/officeDocument/2006/relationships" xmlns:m="http://schemas.openxmlformats.org/officeDocument/2006/math" xmlns:v="urn:schemas-microsoft-com:vml" xmlns:wp14="http://schemas.microsoft.com/office/word/2010/wordprocessingDrawing" xmlns:wp="http://schemas.openxmlformats.org/drawingml/2006/wordprocessingDrawing" xmlns:w10="urn:schemas-microsoft-com:office:word" xmlns:w="http://schemas.openxmlformats.org/wordprocessingml/2006/main" xmlns:w14="http://schemas.microsoft.com/office/word/2010/wordml" xmlns:w15="http://schemas.microsoft.com/office/word/2012/wordml" xmlns:w16cex="http://schemas.microsoft.com/office/word/2018/wordml/cex" xmlns:w16cid="http://schemas.microsoft.com/office/word/2016/wordml/cid" xmlns:w16="http://schemas.microsoft.com/office/word/2018/wordml" xmlns:w16sdtdh="http://schemas.microsoft.com/office/word/2020/wordml/sdtdatahash" xmlns:w16se="http://schemas.microsoft.com/office/word/2015/wordml/symex" xmlns:wpg="http://schemas.microsoft.com/office/word/2010/wordprocessingGroup" xmlns:wpi="http://schemas.microsoft.com/office/word/2010/wordprocessingInk" xmlns:wne="http://schemas.microsoft.com/office/word/2006/wordml" xmlns:wps="http://schemas.microsoft.com/office/word/2010/wordprocessingShape" mc:Ignorable="w14 w15 w16se w16cid w16 w16cex w16sdtdh wp14">
   <w:p>
     <w:pPr>
-      <w:pStyle w:val="Header"/>
+      <w:ind w:left="0" w:hanging="2"/>
     </w:pPr>
   </w:p>
 </w:hdr>
